--- a/docs/Долгополов Я.М. ИСПк-402-52-00 Первичный анализ.docx
+++ b/docs/Долгополов Я.М. ИСПк-402-52-00 Первичный анализ.docx
@@ -448,23 +448,13 @@
           <w:szCs w:val="24"/>
         </w:rPr>
       </w:pPr>
-      <w:proofErr w:type="spellStart"/>
       <w:r>
         <w:rPr>
           <w:rFonts w:eastAsia="Times New Roman" w:cs="Times New Roman"/>
           <w:color w:val="000000"/>
           <w:szCs w:val="24"/>
         </w:rPr>
-        <w:t>Долженкова</w:t>
-      </w:r>
-      <w:proofErr w:type="spellEnd"/>
-      <w:r>
-        <w:rPr>
-          <w:rFonts w:eastAsia="Times New Roman" w:cs="Times New Roman"/>
-          <w:color w:val="000000"/>
-          <w:szCs w:val="24"/>
-        </w:rPr>
-        <w:t xml:space="preserve"> М. Л.</w:t>
+        <w:t>Долженкова М. Л.</w:t>
       </w:r>
     </w:p>
     <w:p>
@@ -676,7 +666,13 @@
         <w:spacing w:before="0" w:after="160"/>
       </w:pPr>
       <w:r>
-        <w:t>Проблема заключается в ограниченности способов отыгрыша, возникающей при использовании фиксированного набора игровых способностей. Конструктор заклинаний позволяет комбинировать различные компоненты и создавать собственные способности, тем самым увеличивая вариативность боевых действий и количество возможных способов прохождения игры.</w:t>
+        <w:t>Проблема заключается в ограниченности способов отыгрыша, возникающей при использовании фиксированного набора игровых способностей. Конструктор заклинаний позволяет комбинировать различные компоненты и создавать собственные способности</w:t>
+      </w:r>
+      <w:r>
+        <w:t>, которые можно применить в бою против врагов</w:t>
+      </w:r>
+      <w:r>
+        <w:t>, тем самым увеличивая вариативность боевых действий и количество возможных способов прохождения игры.</w:t>
       </w:r>
     </w:p>
     <w:p>
@@ -709,14 +705,12 @@
       <w:r>
         <w:t xml:space="preserve">ется видеоигры в жанре </w:t>
       </w:r>
-      <w:proofErr w:type="spellStart"/>
       <w:r>
         <w:rPr>
           <w:lang w:val="en-US"/>
         </w:rPr>
         <w:t>roguelite</w:t>
       </w:r>
-      <w:proofErr w:type="spellEnd"/>
       <w:r>
         <w:t xml:space="preserve"> </w:t>
       </w:r>
@@ -724,7 +718,18 @@
         <w:t>с процедурной генерацией уровней и расположением врагов, и системой конструирования заклинаний</w:t>
       </w:r>
       <w:r>
-        <w:t>, которая позволяет пользователю самостоятельно создавать и изменять боевые способности путём комбинирования различных компонентов, а также использовать полученные способности для прохождения случайно формируемых игровых ситуаций.</w:t>
+        <w:t>, которая позволяет пользователю самостоятельно создавать и изменять боевые способности путём комбинирования различных компонентов, а также использовать полученные способности для прохождения случайно формируемых игровых ситуаций</w:t>
+      </w:r>
+      <w:r>
+        <w:t>, используя их в бою</w:t>
+      </w:r>
+      <w:bookmarkStart w:id="3" w:name="_GoBack"/>
+      <w:bookmarkEnd w:id="3"/>
+      <w:r>
+        <w:t xml:space="preserve"> против процедурно сгенерированных врагов</w:t>
+      </w:r>
+      <w:r>
+        <w:t>.</w:t>
       </w:r>
     </w:p>
     <w:p>
@@ -799,10 +804,7 @@
         <w:pStyle w:val="2"/>
       </w:pPr>
       <w:r>
-        <w:t>Владелец</w:t>
-      </w:r>
-      <w:r>
-        <w:t xml:space="preserve"> проекта</w:t>
+        <w:t>Владелец проекта</w:t>
       </w:r>
     </w:p>
     <w:p>
@@ -1219,10 +1221,7 @@
         <w:ind w:left="0" w:firstLine="851"/>
       </w:pPr>
       <w:r>
-        <w:t xml:space="preserve">проверять различные </w:t>
-      </w:r>
-      <w:r>
-        <w:t>игровые системы и механики для обнаружения ошибок;</w:t>
+        <w:t>проверять различные игровые системы и механики для обнаружения ошибок;</w:t>
       </w:r>
     </w:p>
     <w:p>
@@ -1600,10 +1599,7 @@
               <w:ind w:left="319"/>
             </w:pPr>
             <w:r>
-              <w:t>Работа операционной системы</w:t>
-            </w:r>
-            <w:r>
-              <w:t xml:space="preserve"> </w:t>
+              <w:t xml:space="preserve">Работа операционной системы </w:t>
             </w:r>
           </w:p>
           <w:p>
@@ -2657,12 +2653,7 @@
               <w:pStyle w:val="vgutTableText"/>
             </w:pPr>
             <w:r>
-              <w:t>Изменение хотя бы одного компонента приво</w:t>
-            </w:r>
-            <w:bookmarkStart w:id="3" w:name="_GoBack"/>
-            <w:bookmarkEnd w:id="3"/>
-            <w:r>
-              <w:t>дит к изменению соответствующей характеристики или эффекта заклинания.</w:t>
+              <w:t>Изменение хотя бы одного компонента приводит к изменению соответствующей характеристики или эффекта заклинания.</w:t>
             </w:r>
           </w:p>
         </w:tc>
@@ -2831,6 +2822,7 @@
         <w:docPartUnique/>
       </w:docPartObj>
     </w:sdtPr>
+    <w:sdtEndPr/>
     <w:sdtContent>
       <w:p>
         <w:pPr>
@@ -4604,6 +4596,7 @@
   <w:style w:type="character" w:default="1" w:styleId="a0">
     <w:name w:val="Default Paragraph Font"/>
     <w:uiPriority w:val="1"/>
+    <w:semiHidden/>
     <w:unhideWhenUsed/>
   </w:style>
   <w:style w:type="table" w:default="1" w:styleId="a1">

--- a/docs/Долгополов Я.М. ИСПк-402-52-00 Первичный анализ.docx
+++ b/docs/Долгополов Я.М. ИСПк-402-52-00 Первичный анализ.docx
@@ -448,13 +448,23 @@
           <w:szCs w:val="24"/>
         </w:rPr>
       </w:pPr>
+      <w:proofErr w:type="spellStart"/>
       <w:r>
         <w:rPr>
           <w:rFonts w:eastAsia="Times New Roman" w:cs="Times New Roman"/>
           <w:color w:val="000000"/>
           <w:szCs w:val="24"/>
         </w:rPr>
-        <w:t>Долженкова М. Л.</w:t>
+        <w:t>Долженкова</w:t>
+      </w:r>
+      <w:proofErr w:type="spellEnd"/>
+      <w:r>
+        <w:rPr>
+          <w:rFonts w:eastAsia="Times New Roman" w:cs="Times New Roman"/>
+          <w:color w:val="000000"/>
+          <w:szCs w:val="24"/>
+        </w:rPr>
+        <w:t xml:space="preserve"> М. Л.</w:t>
       </w:r>
     </w:p>
     <w:p>
@@ -703,14 +713,30 @@
         <w:t>Целью системы явля</w:t>
       </w:r>
       <w:r>
-        <w:t xml:space="preserve">ется видеоигры в жанре </w:t>
-      </w:r>
+        <w:t>ется</w:t>
+      </w:r>
+      <w:r>
+        <w:t xml:space="preserve"> </w:t>
+      </w:r>
+      <w:r>
+        <w:t>разработка</w:t>
+      </w:r>
+      <w:r>
+        <w:t xml:space="preserve"> </w:t>
+      </w:r>
+      <w:bookmarkStart w:id="3" w:name="_GoBack"/>
+      <w:bookmarkEnd w:id="3"/>
+      <w:r>
+        <w:t xml:space="preserve">видеоигры в жанре </w:t>
+      </w:r>
+      <w:proofErr w:type="spellStart"/>
       <w:r>
         <w:rPr>
           <w:lang w:val="en-US"/>
         </w:rPr>
         <w:t>roguelite</w:t>
       </w:r>
+      <w:proofErr w:type="spellEnd"/>
       <w:r>
         <w:t xml:space="preserve"> </w:t>
       </w:r>
@@ -721,12 +747,7 @@
         <w:t>, которая позволяет пользователю самостоятельно создавать и изменять боевые способности путём комбинирования различных компонентов, а также использовать полученные способности для прохождения случайно формируемых игровых ситуаций</w:t>
       </w:r>
       <w:r>
-        <w:t>, используя их в бою</w:t>
-      </w:r>
-      <w:bookmarkStart w:id="3" w:name="_GoBack"/>
-      <w:bookmarkEnd w:id="3"/>
-      <w:r>
-        <w:t xml:space="preserve"> против процедурно сгенерированных врагов</w:t>
+        <w:t>, используя их в бою против процедурно сгенерированных врагов</w:t>
       </w:r>
       <w:r>
         <w:t>.</w:t>

--- a/docs/Долгополов Я.М. ИСПк-402-52-00 Первичный анализ.docx
+++ b/docs/Долгополов Я.М. ИСПк-402-52-00 Первичный анализ.docx
@@ -676,13 +676,31 @@
         <w:spacing w:before="0" w:after="160"/>
       </w:pPr>
       <w:r>
-        <w:t>Проблема заключается в ограниченности способов отыгрыша, возникающей при использовании фиксированного набора игровых способностей. Конструктор заклинаний позволяет комбинировать различные компоненты и создавать собственные способности</w:t>
-      </w:r>
-      <w:r>
-        <w:t>, которые можно применить в бою против врагов</w:t>
-      </w:r>
-      <w:r>
-        <w:t>, тем самым увеличивая вариативность боевых действий и количество возможных способов прохождения игры.</w:t>
+        <w:t xml:space="preserve">Разрабатываемый продукт — видеоигра в жанре </w:t>
+      </w:r>
+      <w:proofErr w:type="spellStart"/>
+      <w:r>
+        <w:t>roguelite</w:t>
+      </w:r>
+      <w:proofErr w:type="spellEnd"/>
+      <w:r>
+        <w:t xml:space="preserve"> с процедурной генерацией уровней и противников: игрок проходит серию случайно формируемых забегов, сражаясь с противниками при помощи боевых способностей. В большинстве игр этого жанра игрок ограничен фиксированным набором способностей, заданных разработчиком, что снижает вариативность боя и снижает </w:t>
+      </w:r>
+      <w:proofErr w:type="spellStart"/>
+      <w:r>
+        <w:t>реиграбельность</w:t>
+      </w:r>
+      <w:proofErr w:type="spellEnd"/>
+      <w:r>
+        <w:t xml:space="preserve"> жанра, ключевую в жанре </w:t>
+      </w:r>
+      <w:proofErr w:type="spellStart"/>
+      <w:r>
+        <w:t>roguelite</w:t>
+      </w:r>
+      <w:proofErr w:type="spellEnd"/>
+      <w:r>
+        <w:t>. Решением служит конструктор заклинаний — система, позволяющая игроку самостоятельно комбинировать компоненты (форма, тип урона, способ применения, эффекты) и создавать собственные способности, которые затем применяются в бою против процедурно генерируемых противников и влияют на прохождение конкретного забега.</w:t>
       </w:r>
     </w:p>
     <w:p>
@@ -710,48 +728,18 @@
         <w:spacing w:before="0" w:after="160"/>
       </w:pPr>
       <w:r>
-        <w:t>Целью системы явля</w:t>
-      </w:r>
-      <w:r>
-        <w:t>ется</w:t>
-      </w:r>
-      <w:r>
-        <w:t xml:space="preserve"> </w:t>
-      </w:r>
-      <w:r>
-        <w:t>разработка</w:t>
-      </w:r>
-      <w:r>
-        <w:t xml:space="preserve"> </w:t>
+        <w:t xml:space="preserve">Целью системы является разработка видеоигры в жанре </w:t>
+      </w:r>
+      <w:proofErr w:type="spellStart"/>
+      <w:r>
+        <w:t>roguelite</w:t>
+      </w:r>
+      <w:proofErr w:type="spellEnd"/>
+      <w:r>
+        <w:t>, в которой игрок проходит серию процедурно формируемых забегов: уровни, противники и игровые события генерируются заново при каждом прохождении. Ключевым элементом игрового процесса выступает конструктор заклинаний — подсистема, позволяющая игроку самостоятельно создавать и изменять боевые способности путём комбинирования различных компонентов (форма, тип урона, способ применения, дополнительные эффекты). Созданные способности используются персонажем в боевой системе против процедурно сгенерированных противников, а результат их применения — нанесённый и полученный урон, собранные ресурсы и улучшения — определяет ход и исход текущего забега.</w:t>
       </w:r>
       <w:bookmarkStart w:id="3" w:name="_GoBack"/>
       <w:bookmarkEnd w:id="3"/>
-      <w:r>
-        <w:t xml:space="preserve">видеоигры в жанре </w:t>
-      </w:r>
-      <w:proofErr w:type="spellStart"/>
-      <w:r>
-        <w:rPr>
-          <w:lang w:val="en-US"/>
-        </w:rPr>
-        <w:t>roguelite</w:t>
-      </w:r>
-      <w:proofErr w:type="spellEnd"/>
-      <w:r>
-        <w:t xml:space="preserve"> </w:t>
-      </w:r>
-      <w:r>
-        <w:t>с процедурной генерацией уровней и расположением врагов, и системой конструирования заклинаний</w:t>
-      </w:r>
-      <w:r>
-        <w:t>, которая позволяет пользователю самостоятельно создавать и изменять боевые способности путём комбинирования различных компонентов, а также использовать полученные способности для прохождения случайно формируемых игровых ситуаций</w:t>
-      </w:r>
-      <w:r>
-        <w:t>, используя их в бою против процедурно сгенерированных врагов</w:t>
-      </w:r>
-      <w:r>
-        <w:t>.</w:t>
-      </w:r>
     </w:p>
     <w:p>
       <w:pPr>

--- a/docs/Долгополов Я.М. ИСПк-402-52-00 Первичный анализ.docx
+++ b/docs/Долгополов Я.М. ИСПк-402-52-00 Первичный анализ.docx
@@ -4,670 +4,9 @@
   <w:body>
     <w:p>
       <w:pPr>
-        <w:pBdr>
-          <w:top w:val="nil"/>
-          <w:left w:val="nil"/>
-          <w:bottom w:val="nil"/>
-          <w:right w:val="nil"/>
-          <w:between w:val="nil"/>
-        </w:pBdr>
-        <w:jc w:val="center"/>
-        <w:rPr>
-          <w:rFonts w:eastAsia="Quattrocento Sans" w:cs="Times New Roman"/>
-          <w:color w:val="000000"/>
-          <w:sz w:val="28"/>
-          <w:szCs w:val="28"/>
-        </w:rPr>
-      </w:pPr>
-      <w:bookmarkStart w:id="0" w:name="OLE_LINK2"/>
-      <w:bookmarkStart w:id="1" w:name="OLE_LINK3"/>
-      <w:r>
-        <w:rPr>
-          <w:noProof/>
-        </w:rPr>
-        <w:drawing>
-          <wp:inline distT="0" distB="0" distL="0" distR="0" wp14:anchorId="453BC557" wp14:editId="210E63AA">
-            <wp:extent cx="5563870" cy="741680"/>
-            <wp:effectExtent l="0" t="0" r="0" b="1270"/>
-            <wp:docPr id="2" name="Рисунок 2" descr="Продольный бланк_ВятГУ_распорядительный акт+"/>
-            <wp:cNvGraphicFramePr>
-              <a:graphicFrameLocks xmlns:a="http://schemas.openxmlformats.org/drawingml/2006/main" noChangeAspect="1"/>
-            </wp:cNvGraphicFramePr>
-            <a:graphic xmlns:a="http://schemas.openxmlformats.org/drawingml/2006/main">
-              <a:graphicData uri="http://schemas.openxmlformats.org/drawingml/2006/picture">
-                <pic:pic xmlns:pic="http://schemas.openxmlformats.org/drawingml/2006/picture">
-                  <pic:nvPicPr>
-                    <pic:cNvPr id="0" name="Рисунок 16" descr="Продольный бланк_ВятГУ_распорядительный акт+"/>
-                    <pic:cNvPicPr>
-                      <a:picLocks noChangeAspect="1" noChangeArrowheads="1"/>
-                    </pic:cNvPicPr>
-                  </pic:nvPicPr>
-                  <pic:blipFill>
-                    <a:blip r:embed="rId7" cstate="print">
-                      <a:extLst>
-                        <a:ext uri="{28A0092B-C50C-407E-A947-70E740481C1C}">
-                          <a14:useLocalDpi xmlns:a14="http://schemas.microsoft.com/office/drawing/2010/main" val="0"/>
-                        </a:ext>
-                      </a:extLst>
-                    </a:blip>
-                    <a:srcRect/>
-                    <a:stretch>
-                      <a:fillRect/>
-                    </a:stretch>
-                  </pic:blipFill>
-                  <pic:spPr bwMode="auto">
-                    <a:xfrm>
-                      <a:off x="0" y="0"/>
-                      <a:ext cx="5563870" cy="741680"/>
-                    </a:xfrm>
-                    <a:prstGeom prst="rect">
-                      <a:avLst/>
-                    </a:prstGeom>
-                    <a:noFill/>
-                    <a:ln>
-                      <a:noFill/>
-                    </a:ln>
-                  </pic:spPr>
-                </pic:pic>
-              </a:graphicData>
-            </a:graphic>
-          </wp:inline>
-        </w:drawing>
-      </w:r>
-      <w:r>
-        <w:rPr>
-          <w:rFonts w:eastAsia="Times New Roman" w:cs="Times New Roman"/>
-          <w:color w:val="000000"/>
-          <w:sz w:val="28"/>
-          <w:szCs w:val="28"/>
-        </w:rPr>
-        <w:t> </w:t>
-      </w:r>
-    </w:p>
-    <w:p>
-      <w:pPr>
-        <w:pBdr>
-          <w:top w:val="nil"/>
-          <w:left w:val="nil"/>
-          <w:bottom w:val="nil"/>
-          <w:right w:val="nil"/>
-          <w:between w:val="nil"/>
-        </w:pBdr>
-        <w:rPr>
-          <w:rFonts w:eastAsia="Quattrocento Sans" w:cs="Times New Roman"/>
-          <w:color w:val="000000"/>
-          <w:sz w:val="28"/>
-          <w:szCs w:val="28"/>
-        </w:rPr>
-      </w:pPr>
-    </w:p>
-    <w:p>
-      <w:pPr>
-        <w:pBdr>
-          <w:top w:val="nil"/>
-          <w:left w:val="nil"/>
-          <w:bottom w:val="nil"/>
-          <w:right w:val="nil"/>
-          <w:between w:val="nil"/>
-        </w:pBdr>
-        <w:rPr>
-          <w:rFonts w:eastAsia="Quattrocento Sans" w:cs="Times New Roman"/>
-          <w:color w:val="000000"/>
-          <w:sz w:val="28"/>
-          <w:szCs w:val="28"/>
-        </w:rPr>
-      </w:pPr>
-    </w:p>
-    <w:p>
-      <w:pPr>
-        <w:pBdr>
-          <w:top w:val="nil"/>
-          <w:left w:val="nil"/>
-          <w:bottom w:val="nil"/>
-          <w:right w:val="nil"/>
-          <w:between w:val="nil"/>
-        </w:pBdr>
-        <w:rPr>
-          <w:rFonts w:eastAsia="Quattrocento Sans" w:cs="Times New Roman"/>
-          <w:color w:val="000000"/>
-          <w:sz w:val="28"/>
-          <w:szCs w:val="28"/>
-        </w:rPr>
-      </w:pPr>
-      <w:r>
-        <w:rPr>
-          <w:rFonts w:eastAsia="Times New Roman" w:cs="Times New Roman"/>
-          <w:color w:val="000000"/>
-          <w:sz w:val="28"/>
-          <w:szCs w:val="28"/>
-        </w:rPr>
-        <w:t> </w:t>
-      </w:r>
-    </w:p>
-    <w:p>
-      <w:pPr>
-        <w:pBdr>
-          <w:top w:val="nil"/>
-          <w:left w:val="nil"/>
-          <w:bottom w:val="nil"/>
-          <w:right w:val="nil"/>
-          <w:between w:val="nil"/>
-        </w:pBdr>
-        <w:ind w:firstLine="0"/>
-        <w:jc w:val="center"/>
-        <w:rPr>
-          <w:rFonts w:eastAsia="Times New Roman" w:cs="Times New Roman"/>
-          <w:b/>
-          <w:bCs/>
-          <w:color w:val="000000" w:themeColor="text1"/>
-          <w:sz w:val="28"/>
-          <w:szCs w:val="28"/>
-        </w:rPr>
-      </w:pPr>
-    </w:p>
-    <w:p>
-      <w:pPr>
-        <w:pBdr>
-          <w:top w:val="nil"/>
-          <w:left w:val="nil"/>
-          <w:bottom w:val="nil"/>
-          <w:right w:val="nil"/>
-          <w:between w:val="nil"/>
-        </w:pBdr>
-        <w:ind w:firstLine="0"/>
-        <w:jc w:val="center"/>
-        <w:rPr>
-          <w:rFonts w:eastAsia="Quattrocento Sans" w:cs="Times New Roman"/>
-          <w:color w:val="000000"/>
-          <w:sz w:val="28"/>
-          <w:szCs w:val="28"/>
-        </w:rPr>
-      </w:pPr>
-      <w:r>
-        <w:rPr>
-          <w:rFonts w:eastAsia="Times New Roman" w:cs="Times New Roman"/>
-          <w:b/>
-          <w:bCs/>
-          <w:color w:val="000000" w:themeColor="text1"/>
-          <w:sz w:val="28"/>
-          <w:szCs w:val="28"/>
-        </w:rPr>
-        <w:t>Первичный анализ продукта</w:t>
-      </w:r>
-    </w:p>
-    <w:p>
-      <w:pPr>
-        <w:pBdr>
-          <w:top w:val="nil"/>
-          <w:left w:val="nil"/>
-          <w:bottom w:val="nil"/>
-          <w:right w:val="nil"/>
-          <w:between w:val="nil"/>
-        </w:pBdr>
-        <w:rPr>
-          <w:rFonts w:eastAsia="Times New Roman" w:cs="Times New Roman"/>
-          <w:b/>
-          <w:color w:val="000000"/>
-          <w:sz w:val="28"/>
-          <w:szCs w:val="28"/>
-        </w:rPr>
-      </w:pPr>
-    </w:p>
-    <w:p>
-      <w:pPr>
-        <w:pBdr>
-          <w:top w:val="nil"/>
-          <w:left w:val="nil"/>
-          <w:bottom w:val="nil"/>
-          <w:right w:val="nil"/>
-          <w:between w:val="nil"/>
-        </w:pBdr>
-        <w:rPr>
-          <w:rFonts w:eastAsia="Quattrocento Sans" w:cs="Times New Roman"/>
-          <w:color w:val="000000"/>
-          <w:sz w:val="28"/>
-          <w:szCs w:val="28"/>
-        </w:rPr>
-      </w:pPr>
-    </w:p>
-    <w:p>
-      <w:pPr>
-        <w:pBdr>
-          <w:top w:val="nil"/>
-          <w:left w:val="nil"/>
-          <w:bottom w:val="nil"/>
-          <w:right w:val="nil"/>
-          <w:between w:val="nil"/>
-        </w:pBdr>
-        <w:rPr>
-          <w:rFonts w:eastAsia="Quattrocento Sans" w:cs="Times New Roman"/>
-          <w:color w:val="000000"/>
-          <w:sz w:val="28"/>
-          <w:szCs w:val="28"/>
-        </w:rPr>
-      </w:pPr>
-      <w:r>
-        <w:rPr>
-          <w:rFonts w:eastAsia="Times New Roman" w:cs="Times New Roman"/>
-          <w:color w:val="000000"/>
-          <w:sz w:val="28"/>
-          <w:szCs w:val="28"/>
-        </w:rPr>
-        <w:t> </w:t>
-      </w:r>
-    </w:p>
-    <w:p>
-      <w:pPr>
-        <w:pBdr>
-          <w:top w:val="nil"/>
-          <w:left w:val="nil"/>
-          <w:bottom w:val="nil"/>
-          <w:right w:val="nil"/>
-          <w:between w:val="nil"/>
-        </w:pBdr>
-        <w:rPr>
-          <w:rFonts w:eastAsia="Times New Roman" w:cs="Times New Roman"/>
-          <w:color w:val="000000"/>
-          <w:sz w:val="28"/>
-          <w:szCs w:val="28"/>
-        </w:rPr>
-      </w:pPr>
-    </w:p>
-    <w:p>
-      <w:pPr>
-        <w:pBdr>
-          <w:top w:val="nil"/>
-          <w:left w:val="nil"/>
-          <w:bottom w:val="nil"/>
-          <w:right w:val="nil"/>
-          <w:between w:val="nil"/>
-        </w:pBdr>
-        <w:rPr>
-          <w:rFonts w:eastAsia="Times New Roman" w:cs="Times New Roman"/>
-          <w:color w:val="000000"/>
-          <w:sz w:val="28"/>
-          <w:szCs w:val="28"/>
-        </w:rPr>
-      </w:pPr>
-    </w:p>
-    <w:p>
-      <w:pPr>
-        <w:pBdr>
-          <w:top w:val="nil"/>
-          <w:left w:val="nil"/>
-          <w:bottom w:val="nil"/>
-          <w:right w:val="nil"/>
-          <w:between w:val="nil"/>
-        </w:pBdr>
-        <w:rPr>
-          <w:rFonts w:eastAsia="Quattrocento Sans" w:cs="Times New Roman"/>
-          <w:color w:val="000000"/>
-          <w:sz w:val="28"/>
-          <w:szCs w:val="28"/>
-        </w:rPr>
-      </w:pPr>
-    </w:p>
-    <w:p>
-      <w:pPr>
-        <w:pBdr>
-          <w:top w:val="nil"/>
-          <w:left w:val="nil"/>
-          <w:bottom w:val="nil"/>
-          <w:right w:val="nil"/>
-          <w:between w:val="nil"/>
-        </w:pBdr>
-        <w:rPr>
-          <w:rFonts w:eastAsia="Quattrocento Sans" w:cs="Times New Roman"/>
-          <w:color w:val="000000"/>
-          <w:sz w:val="28"/>
-          <w:szCs w:val="28"/>
-        </w:rPr>
-      </w:pPr>
-      <w:r>
-        <w:rPr>
-          <w:rFonts w:eastAsia="Times New Roman" w:cs="Times New Roman"/>
-          <w:color w:val="000000"/>
-          <w:sz w:val="28"/>
-          <w:szCs w:val="28"/>
-        </w:rPr>
-        <w:t> </w:t>
-      </w:r>
-    </w:p>
-    <w:p>
-      <w:pPr>
-        <w:suppressAutoHyphens/>
-        <w:spacing w:before="0"/>
-        <w:ind w:left="5387" w:firstLine="0"/>
-        <w:contextualSpacing w:val="0"/>
-        <w:jc w:val="left"/>
-        <w:rPr>
-          <w:rFonts w:eastAsia="Times New Roman" w:cs="Times New Roman"/>
-          <w:color w:val="000000"/>
-          <w:szCs w:val="24"/>
-        </w:rPr>
-      </w:pPr>
-      <w:r>
-        <w:rPr>
-          <w:rFonts w:eastAsia="Times New Roman" w:cs="Times New Roman"/>
-          <w:color w:val="000000"/>
-          <w:szCs w:val="24"/>
-        </w:rPr>
-        <w:t>Выполнил: студент учебной группы </w:t>
-      </w:r>
-    </w:p>
-    <w:p>
-      <w:pPr>
-        <w:suppressAutoHyphens/>
-        <w:spacing w:before="0"/>
-        <w:ind w:left="5387" w:firstLine="0"/>
-        <w:contextualSpacing w:val="0"/>
-        <w:jc w:val="left"/>
-        <w:rPr>
-          <w:rFonts w:eastAsia="Times New Roman" w:cs="Times New Roman"/>
-          <w:color w:val="000000"/>
-          <w:szCs w:val="24"/>
-        </w:rPr>
-      </w:pPr>
-      <w:r>
-        <w:rPr>
-          <w:rFonts w:eastAsia="Times New Roman" w:cs="Times New Roman"/>
-          <w:color w:val="000000"/>
-          <w:szCs w:val="24"/>
-        </w:rPr>
-        <w:t>ИСПк-402-52-00</w:t>
-      </w:r>
-    </w:p>
-    <w:p>
-      <w:pPr>
-        <w:suppressAutoHyphens/>
-        <w:spacing w:before="0"/>
-        <w:ind w:left="5387" w:firstLine="0"/>
-        <w:contextualSpacing w:val="0"/>
-        <w:jc w:val="left"/>
-        <w:rPr>
-          <w:rFonts w:eastAsia="Times New Roman" w:cs="Times New Roman"/>
-          <w:color w:val="000000"/>
-          <w:szCs w:val="24"/>
-        </w:rPr>
-      </w:pPr>
-      <w:r>
-        <w:rPr>
-          <w:rFonts w:eastAsia="Times New Roman" w:cs="Times New Roman"/>
-          <w:color w:val="000000"/>
-          <w:szCs w:val="24"/>
-        </w:rPr>
-        <w:t>Белозерова А. Р.</w:t>
-      </w:r>
-    </w:p>
-    <w:p>
-      <w:pPr>
-        <w:suppressAutoHyphens/>
-        <w:spacing w:before="0"/>
-        <w:ind w:left="5387" w:firstLine="0"/>
-        <w:contextualSpacing w:val="0"/>
-        <w:jc w:val="left"/>
-        <w:rPr>
-          <w:rFonts w:eastAsia="Times New Roman" w:cs="Times New Roman"/>
-          <w:color w:val="000000"/>
-          <w:szCs w:val="24"/>
-        </w:rPr>
-      </w:pPr>
-    </w:p>
-    <w:p>
-      <w:pPr>
-        <w:suppressAutoHyphens/>
-        <w:spacing w:before="0"/>
-        <w:ind w:left="5387" w:firstLine="0"/>
-        <w:contextualSpacing w:val="0"/>
-        <w:jc w:val="left"/>
-        <w:rPr>
-          <w:rFonts w:eastAsia="Times New Roman" w:cs="Times New Roman"/>
-          <w:color w:val="000000"/>
-          <w:szCs w:val="24"/>
-        </w:rPr>
-      </w:pPr>
-      <w:r>
-        <w:rPr>
-          <w:rFonts w:eastAsia="Times New Roman" w:cs="Times New Roman"/>
-          <w:color w:val="000000"/>
-          <w:szCs w:val="24"/>
-        </w:rPr>
-        <w:t>Преподаватель: </w:t>
-      </w:r>
-    </w:p>
-    <w:p>
-      <w:pPr>
-        <w:suppressAutoHyphens/>
-        <w:spacing w:before="0"/>
-        <w:ind w:left="5387" w:firstLine="0"/>
-        <w:contextualSpacing w:val="0"/>
-        <w:jc w:val="left"/>
-        <w:rPr>
-          <w:rFonts w:eastAsia="Times New Roman" w:cs="Times New Roman"/>
-          <w:color w:val="000000"/>
-          <w:szCs w:val="24"/>
-        </w:rPr>
-      </w:pPr>
-      <w:proofErr w:type="spellStart"/>
-      <w:r>
-        <w:rPr>
-          <w:rFonts w:eastAsia="Times New Roman" w:cs="Times New Roman"/>
-          <w:color w:val="000000"/>
-          <w:szCs w:val="24"/>
-        </w:rPr>
-        <w:t>Долженкова</w:t>
-      </w:r>
-      <w:proofErr w:type="spellEnd"/>
-      <w:r>
-        <w:rPr>
-          <w:rFonts w:eastAsia="Times New Roman" w:cs="Times New Roman"/>
-          <w:color w:val="000000"/>
-          <w:szCs w:val="24"/>
-        </w:rPr>
-        <w:t xml:space="preserve"> М. Л.</w:t>
-      </w:r>
-    </w:p>
-    <w:p>
-      <w:pPr>
-        <w:pBdr>
-          <w:top w:val="nil"/>
-          <w:left w:val="nil"/>
-          <w:bottom w:val="nil"/>
-          <w:right w:val="nil"/>
-          <w:between w:val="nil"/>
-        </w:pBdr>
-        <w:ind w:left="5670" w:hanging="840"/>
-        <w:rPr>
-          <w:rFonts w:eastAsia="Quattrocento Sans" w:cs="Times New Roman"/>
-          <w:color w:val="000000"/>
-          <w:sz w:val="28"/>
-          <w:szCs w:val="28"/>
-        </w:rPr>
-      </w:pPr>
-      <w:r>
-        <w:rPr>
-          <w:rFonts w:eastAsia="Times New Roman" w:cs="Times New Roman"/>
-          <w:color w:val="000000"/>
-          <w:sz w:val="28"/>
-          <w:szCs w:val="28"/>
-        </w:rPr>
-        <w:t> </w:t>
-      </w:r>
-    </w:p>
-    <w:p>
-      <w:pPr>
-        <w:pBdr>
-          <w:top w:val="nil"/>
-          <w:left w:val="nil"/>
-          <w:bottom w:val="nil"/>
-          <w:right w:val="nil"/>
-          <w:between w:val="nil"/>
-        </w:pBdr>
-        <w:rPr>
-          <w:rFonts w:eastAsia="Times New Roman" w:cs="Times New Roman"/>
-          <w:color w:val="000000"/>
-          <w:sz w:val="28"/>
-          <w:szCs w:val="28"/>
-        </w:rPr>
-      </w:pPr>
-      <w:r>
-        <w:rPr>
-          <w:rFonts w:eastAsia="Times New Roman" w:cs="Times New Roman"/>
-          <w:color w:val="000000"/>
-          <w:sz w:val="28"/>
-          <w:szCs w:val="28"/>
-        </w:rPr>
-        <w:t> </w:t>
-      </w:r>
-    </w:p>
-    <w:p>
-      <w:pPr>
-        <w:pBdr>
-          <w:top w:val="nil"/>
-          <w:left w:val="nil"/>
-          <w:bottom w:val="nil"/>
-          <w:right w:val="nil"/>
-          <w:between w:val="nil"/>
-        </w:pBdr>
-        <w:rPr>
-          <w:rFonts w:eastAsia="Times New Roman" w:cs="Times New Roman"/>
-          <w:color w:val="000000"/>
-          <w:sz w:val="28"/>
-          <w:szCs w:val="28"/>
-        </w:rPr>
-      </w:pPr>
-    </w:p>
-    <w:p>
-      <w:pPr>
-        <w:pBdr>
-          <w:top w:val="nil"/>
-          <w:left w:val="nil"/>
-          <w:bottom w:val="nil"/>
-          <w:right w:val="nil"/>
-          <w:between w:val="nil"/>
-        </w:pBdr>
-        <w:rPr>
-          <w:rFonts w:eastAsia="Times New Roman" w:cs="Times New Roman"/>
-          <w:color w:val="000000"/>
-          <w:sz w:val="28"/>
-          <w:szCs w:val="28"/>
-        </w:rPr>
-      </w:pPr>
-    </w:p>
-    <w:p>
-      <w:pPr>
-        <w:pBdr>
-          <w:top w:val="nil"/>
-          <w:left w:val="nil"/>
-          <w:bottom w:val="nil"/>
-          <w:right w:val="nil"/>
-          <w:between w:val="nil"/>
-        </w:pBdr>
-        <w:rPr>
-          <w:rFonts w:eastAsia="Times New Roman" w:cs="Times New Roman"/>
-          <w:color w:val="000000"/>
-          <w:sz w:val="28"/>
-          <w:szCs w:val="28"/>
-        </w:rPr>
-      </w:pPr>
-    </w:p>
-    <w:p>
-      <w:pPr>
-        <w:pBdr>
-          <w:top w:val="nil"/>
-          <w:left w:val="nil"/>
-          <w:bottom w:val="nil"/>
-          <w:right w:val="nil"/>
-          <w:between w:val="nil"/>
-        </w:pBdr>
-        <w:rPr>
-          <w:rFonts w:eastAsia="Times New Roman" w:cs="Times New Roman"/>
-          <w:color w:val="000000"/>
-          <w:sz w:val="28"/>
-          <w:szCs w:val="28"/>
-        </w:rPr>
-      </w:pPr>
-    </w:p>
-    <w:p>
-      <w:pPr>
-        <w:pBdr>
-          <w:top w:val="nil"/>
-          <w:left w:val="nil"/>
-          <w:bottom w:val="nil"/>
-          <w:right w:val="nil"/>
-          <w:between w:val="nil"/>
-        </w:pBdr>
-        <w:ind w:firstLine="0"/>
-        <w:rPr>
-          <w:rFonts w:eastAsia="Times New Roman" w:cs="Times New Roman"/>
-          <w:color w:val="000000"/>
-          <w:sz w:val="28"/>
-          <w:szCs w:val="28"/>
-        </w:rPr>
-      </w:pPr>
-    </w:p>
-    <w:p>
-      <w:pPr>
-        <w:suppressAutoHyphens/>
-        <w:spacing w:before="0" w:line="240" w:lineRule="auto"/>
-        <w:ind w:firstLine="0"/>
-        <w:contextualSpacing w:val="0"/>
-        <w:jc w:val="center"/>
-        <w:rPr>
-          <w:rFonts w:eastAsia="Times New Roman" w:cs="Times New Roman"/>
-          <w:color w:val="000000"/>
-          <w:szCs w:val="24"/>
-        </w:rPr>
-      </w:pPr>
-      <w:r>
-        <w:rPr>
-          <w:rFonts w:eastAsia="Times New Roman" w:cs="Times New Roman"/>
-          <w:color w:val="000000"/>
-          <w:szCs w:val="24"/>
-        </w:rPr>
-        <w:t>Киров</w:t>
-      </w:r>
-    </w:p>
-    <w:p>
-      <w:pPr>
-        <w:suppressAutoHyphens/>
-        <w:spacing w:before="0" w:line="240" w:lineRule="auto"/>
-        <w:ind w:firstLine="0"/>
-        <w:contextualSpacing w:val="0"/>
-        <w:jc w:val="center"/>
-        <w:rPr>
-          <w:rFonts w:eastAsia="Times New Roman" w:cs="Times New Roman"/>
-          <w:color w:val="000000"/>
-          <w:szCs w:val="24"/>
-        </w:rPr>
-      </w:pPr>
-      <w:bookmarkStart w:id="2" w:name="_gjdgxs" w:colFirst="0" w:colLast="0"/>
-      <w:bookmarkEnd w:id="2"/>
-      <w:r>
-        <w:rPr>
-          <w:rFonts w:eastAsia="Times New Roman" w:cs="Times New Roman"/>
-          <w:color w:val="000000"/>
-          <w:szCs w:val="24"/>
-        </w:rPr>
-        <w:t>2026</w:t>
-      </w:r>
-      <w:bookmarkEnd w:id="0"/>
-      <w:bookmarkEnd w:id="1"/>
-      <w:r>
-        <w:rPr>
-          <w:rFonts w:eastAsia="Times New Roman" w:cs="Times New Roman"/>
-          <w:color w:val="000000"/>
-          <w:szCs w:val="24"/>
-        </w:rPr>
-        <w:br w:type="page"/>
-      </w:r>
-    </w:p>
-    <w:p>
-      <w:pPr>
         <w:pStyle w:val="1"/>
       </w:pPr>
       <w:r>
-        <w:lastRenderedPageBreak/>
         <w:t>Бизнес-проблема</w:t>
       </w:r>
     </w:p>
@@ -728,7 +67,7 @@
         <w:spacing w:before="0" w:after="160"/>
       </w:pPr>
       <w:r>
-        <w:t xml:space="preserve">Целью системы является разработка видеоигры в жанре </w:t>
+        <w:t xml:space="preserve">Целью системы является обеспечение вариативного и адаптивного игрового процесса в видеоигре жанра </w:t>
       </w:r>
       <w:proofErr w:type="spellStart"/>
       <w:r>
@@ -736,10 +75,16 @@
       </w:r>
       <w:proofErr w:type="spellEnd"/>
       <w:r>
-        <w:t>, в которой игрок проходит серию процедурно формируемых забегов: уровни, противники и игровые события генерируются заново при каждом прохождении. Ключевым элементом игрового процесса выступает конструктор заклинаний — подсистема, позволяющая игроку самостоятельно создавать и изменять боевые способности путём комбинирования различных компонентов (форма, тип урона, способ применения, дополнительные эффекты). Созданные способности используются персонажем в боевой системе против процедурно сгенерированных противников, а результат их применения — нанесённый и полученный урон, собранные ресурсы и улучшения — определяет ход и исход текущего забега.</w:t>
-      </w:r>
-      <w:bookmarkStart w:id="3" w:name="_GoBack"/>
-      <w:bookmarkEnd w:id="3"/>
+        <w:t xml:space="preserve"> за счёт процедурного формирования игровых уровней, противников и событий, а также предоставления игроку возможности создавать и изменять боевые способности в соответствии с условиями текущего </w:t>
+      </w:r>
+      <w:proofErr w:type="gramStart"/>
+      <w:r>
+        <w:t>прохождения.</w:t>
+      </w:r>
+      <w:r>
+        <w:t>.</w:t>
+      </w:r>
+      <w:proofErr w:type="gramEnd"/>
     </w:p>
     <w:p>
       <w:pPr>
@@ -760,7 +105,10 @@
         <w:ind w:left="0" w:firstLine="851"/>
       </w:pPr>
       <w:r>
-        <w:t>увеличение количества доступных вариантов боевых способностей за счёт возможности комбинировать компоненты заклинаний, такие как форма, тип урона, способ применения и дополнительные эффекты;</w:t>
+        <w:t>обеспечение процедурного формирования игрового окружения с различающимися структурой, расположением игровых объектов и составом противников при последовательных прохождениях</w:t>
+      </w:r>
+      <w:r>
+        <w:t>;</w:t>
       </w:r>
     </w:p>
     <w:p>
@@ -774,7 +122,13 @@
         <w:ind w:left="0" w:firstLine="851"/>
       </w:pPr>
       <w:r>
-        <w:t>увеличение количества возможных вариантов прохождения за счёт сочетания различных созданных заклинаний с процедурно формируемыми уровнями, противниками и игровыми событиями;</w:t>
+        <w:t xml:space="preserve">обеспечение </w:t>
+      </w:r>
+      <w:r>
+        <w:t>более одного</w:t>
+      </w:r>
+      <w:r>
+        <w:t xml:space="preserve"> типов противников, различающихся характеристиками и поведением;</w:t>
       </w:r>
     </w:p>
     <w:p>
@@ -788,7 +142,60 @@
         <w:ind w:left="0" w:firstLine="851"/>
       </w:pPr>
       <w:r>
-        <w:t>обеспечение постепенного усложнения игрового процесса по мере прохождения, требующего от игрока адаптировать выбранную тактику и используемые способности.</w:t>
+        <w:t xml:space="preserve">обеспечение </w:t>
+      </w:r>
+      <w:r>
+        <w:t>более десятка</w:t>
+      </w:r>
+      <w:r>
+        <w:t xml:space="preserve"> уникальных вариантов боевых способностей, создаваемых путём комбинирования компонентов заклинаний;</w:t>
+      </w:r>
+    </w:p>
+    <w:p>
+      <w:pPr>
+        <w:pStyle w:val="a7"/>
+        <w:numPr>
+          <w:ilvl w:val="0"/>
+          <w:numId w:val="3"/>
+        </w:numPr>
+        <w:spacing w:before="0" w:after="160"/>
+        <w:ind w:left="0" w:firstLine="851"/>
+      </w:pPr>
+      <w:bookmarkStart w:id="0" w:name="_GoBack"/>
+      <w:bookmarkEnd w:id="0"/>
+      <w:r>
+        <w:t>обеспечение постепенного усложнения игрового процесса по мере прохождения, требующего от игрока адаптировать выбранную тактику и используемые способности</w:t>
+      </w:r>
+      <w:r>
+        <w:t>;</w:t>
+      </w:r>
+    </w:p>
+    <w:p>
+      <w:pPr>
+        <w:pStyle w:val="a7"/>
+        <w:numPr>
+          <w:ilvl w:val="0"/>
+          <w:numId w:val="3"/>
+        </w:numPr>
+        <w:spacing w:before="0" w:after="160"/>
+        <w:ind w:left="0" w:firstLine="851"/>
+      </w:pPr>
+      <w:r>
+        <w:t>обеспечение получения и использования игроком игровых ресурсов и улучшений, влияющих на характеристики персонажа или доступные ему боевые возможности;</w:t>
+      </w:r>
+    </w:p>
+    <w:p>
+      <w:pPr>
+        <w:pStyle w:val="a7"/>
+        <w:numPr>
+          <w:ilvl w:val="0"/>
+          <w:numId w:val="3"/>
+        </w:numPr>
+        <w:spacing w:before="0" w:after="160"/>
+        <w:ind w:left="0" w:firstLine="851"/>
+      </w:pPr>
+      <w:r>
+        <w:t>обеспечение завершения каждого забега одним из предусмотренных исходов, например победой или смертью персонажа, с последующим запуском нового прохождения.</w:t>
       </w:r>
     </w:p>
     <w:p>
@@ -2760,7 +2167,7 @@
     </w:tbl>
     <w:p/>
     <w:sectPr>
-      <w:headerReference w:type="default" r:id="rId8"/>
+      <w:headerReference w:type="default" r:id="rId7"/>
       <w:pgSz w:w="11906" w:h="16838"/>
       <w:pgMar w:top="1134" w:right="850" w:bottom="1134" w:left="1701" w:header="708" w:footer="708" w:gutter="0"/>
       <w:cols w:space="708"/>

--- a/docs/Долгополов Я.М. ИСПк-402-52-00 Первичный анализ.docx
+++ b/docs/Долгополов Я.М. ИСПк-402-52-00 Первичный анализ.docx
@@ -15,40 +15,22 @@
         <w:spacing w:before="0" w:after="160"/>
       </w:pPr>
       <w:r>
-        <w:t xml:space="preserve">Разрабатываемый продукт — видеоигра в жанре </w:t>
+        <w:t>При повторных прохождениях игр</w:t>
+      </w:r>
+      <w:r>
+        <w:t xml:space="preserve"> в жанре </w:t>
       </w:r>
       <w:proofErr w:type="spellStart"/>
       <w:r>
+        <w:rPr>
+          <w:lang w:val="en-US"/>
+        </w:rPr>
         <w:t>roguelite</w:t>
       </w:r>
       <w:proofErr w:type="spellEnd"/>
       <w:r>
-        <w:t xml:space="preserve"> с процедурной генерацией уровней и противников: игрок проходит серию случайно формируемых забегов, сражаясь с противниками при помощи боевых способностей. В большинстве игр этого жанра игрок ограничен фиксированным набором способностей, заданных разработчиком, что снижает вариативность боя и снижает </w:t>
-      </w:r>
-      <w:proofErr w:type="spellStart"/>
-      <w:r>
-        <w:t>реиграбельность</w:t>
-      </w:r>
-      <w:proofErr w:type="spellEnd"/>
-      <w:r>
-        <w:t xml:space="preserve"> жанра, ключевую в жанре </w:t>
-      </w:r>
-      <w:proofErr w:type="spellStart"/>
-      <w:r>
-        <w:t>roguelite</w:t>
-      </w:r>
-      <w:proofErr w:type="spellEnd"/>
-      <w:r>
-        <w:t>. Решением служит конструктор заклинаний — система, позволяющая игроку самостоятельно комбинировать компоненты (форма, тип урона, способ применения, эффекты) и создавать собственные способности, которые затем применяются в бою против процедурно генерируемых противников и влияют на прохождение конкретного забега.</w:t>
-      </w:r>
-    </w:p>
-    <w:p>
-      <w:pPr>
-        <w:spacing w:before="0" w:after="160" w:line="259" w:lineRule="auto"/>
-        <w:ind w:firstLine="0"/>
-        <w:contextualSpacing w:val="0"/>
-        <w:jc w:val="left"/>
-      </w:pPr>
+        <w:t xml:space="preserve"> игрок сталкивается с различными игровыми ситуациями, требующими выбора подходящей тактики и боевых способностей. Ограниченный набор фиксированных способностей может приводить к однообразию способов ведения боя и снижать вариативность прохождений. Система должна обеспечивать разнообразие игрового процесса за счёт процедурного формирования уровней, противников и событий, а также возможности создания игроком собственных боевых способностей.</w:t>
+      </w:r>
       <w:r>
         <w:br w:type="page"/>
       </w:r>
@@ -122,13 +104,7 @@
         <w:ind w:left="0" w:firstLine="851"/>
       </w:pPr>
       <w:r>
-        <w:t xml:space="preserve">обеспечение </w:t>
-      </w:r>
-      <w:r>
-        <w:t>более одного</w:t>
-      </w:r>
-      <w:r>
-        <w:t xml:space="preserve"> типов противников, различающихся характеристиками и поведением;</w:t>
+        <w:t>обеспечение более одного типов противников, различающихся характеристиками и поведением;</w:t>
       </w:r>
     </w:p>
     <w:p>
@@ -145,7 +121,13 @@
         <w:t xml:space="preserve">обеспечение </w:t>
       </w:r>
       <w:r>
-        <w:t>более десятка</w:t>
+        <w:t>не менее</w:t>
+      </w:r>
+      <w:r>
+        <w:t xml:space="preserve"> </w:t>
+      </w:r>
+      <w:r>
+        <w:t>10</w:t>
       </w:r>
       <w:r>
         <w:t xml:space="preserve"> уникальных вариантов боевых способностей, создаваемых путём комбинирования компонентов заклинаний;</w:t>
@@ -161,8 +143,6 @@
         <w:spacing w:before="0" w:after="160"/>
         <w:ind w:left="0" w:firstLine="851"/>
       </w:pPr>
-      <w:bookmarkStart w:id="0" w:name="_GoBack"/>
-      <w:bookmarkEnd w:id="0"/>
       <w:r>
         <w:t>обеспечение постепенного усложнения игрового процесса по мере прохождения, требующего от игрока адаптировать выбранную тактику и используемые способности</w:t>
       </w:r>
@@ -250,7 +230,7 @@
         <w:ind w:left="0" w:firstLine="851"/>
       </w:pPr>
       <w:r>
-        <w:t>определить основную концепцию и жанр игры, чтобы сформировать единое направление разработки;</w:t>
+        <w:t>получать информацию о текущем состоянии проекта, чтобы оценивать степень готовности игры и соблюдение установленных сроков;</w:t>
       </w:r>
     </w:p>
     <w:p>
@@ -264,7 +244,7 @@
         <w:ind w:left="0" w:firstLine="851"/>
       </w:pPr>
       <w:r>
-        <w:t>определить ключевые игровые механики, чтобы сформировать отличительные особенности игры;</w:t>
+        <w:t>контролировать соответствие разрабатываемой игры утверждённой концепции, чтобы итоговый продукт сохранял запланированные особенности;</w:t>
       </w:r>
     </w:p>
     <w:p>
@@ -278,7 +258,7 @@
         <w:ind w:left="0" w:firstLine="851"/>
       </w:pPr>
       <w:r>
-        <w:t>контролировать соответствие игры выбранной концепции, чтобы отдельные механики не противоречили общему игровому процессу;</w:t>
+        <w:t>получать информацию о реализованных игровых механиках и их состоянии, чтобы оценивать полноту реализации требований;</w:t>
       </w:r>
     </w:p>
     <w:p>
@@ -292,7 +272,7 @@
         <w:ind w:left="0" w:firstLine="851"/>
       </w:pPr>
       <w:r>
-        <w:t>получать информацию о состоянии разработки, чтобы контролировать сроки и объём проекта;</w:t>
+        <w:t>контролировать объём разрабатываемого продукта, чтобы не допускать необоснованного расширения проекта за пределы установленных сроков и ресурсов;</w:t>
       </w:r>
     </w:p>
     <w:p>
@@ -306,31 +286,7 @@
         <w:ind w:left="0" w:firstLine="851"/>
       </w:pPr>
       <w:r>
-        <w:t>получить завершённую версию игры, готовую к распространению среди игроков.</w:t>
-      </w:r>
-    </w:p>
-    <w:p>
-      <w:pPr>
-        <w:pStyle w:val="2"/>
-      </w:pPr>
-      <w:r>
-        <w:t>Разработчик</w:t>
-      </w:r>
-    </w:p>
-    <w:p>
-      <w:pPr>
-        <w:spacing w:before="0" w:after="160"/>
-      </w:pPr>
-      <w:r>
-        <w:t>Отвечает за создание и сопровождение игровых механик, контента и программной части игры. Заинтересован в возможности реализовать запланированные механики и поддерживать стабильную работу игры.</w:t>
-      </w:r>
-    </w:p>
-    <w:p>
-      <w:pPr>
-        <w:spacing w:before="0" w:after="160"/>
-      </w:pPr>
-      <w:r>
-        <w:t>Пользовательские истории:</w:t>
+        <w:t>получать информацию об обнаруженных критических ошибках и проблемах, чтобы принимать решения о приоритетах их устранения;</w:t>
       </w:r>
     </w:p>
     <w:p>
@@ -344,7 +300,7 @@
         <w:ind w:left="0" w:firstLine="851"/>
       </w:pPr>
       <w:r>
-        <w:t>реализовать основные игровые механики, чтобы игрок мог полноценно проходить игру;</w:t>
+        <w:t>оценивать готовность игры к выпуску, чтобы определить соответствие продукта запланированным требованиям;</w:t>
       </w:r>
     </w:p>
     <w:p>
@@ -358,7 +314,31 @@
         <w:ind w:left="0" w:firstLine="851"/>
       </w:pPr>
       <w:r>
-        <w:t>создавать и изменять игровые способности, чтобы обеспечить разнообразие вариантов ведения боя;</w:t>
+        <w:t>получить завершённую версию игры, соответствующую установленной концепции и основным требованиям к игровому процессу.</w:t>
+      </w:r>
+    </w:p>
+    <w:p>
+      <w:pPr>
+        <w:pStyle w:val="2"/>
+      </w:pPr>
+      <w:r>
+        <w:t>Разработчик</w:t>
+      </w:r>
+    </w:p>
+    <w:p>
+      <w:pPr>
+        <w:spacing w:before="0" w:after="160"/>
+      </w:pPr>
+      <w:r>
+        <w:t>Отвечает за создание и сопровождение игровых механик, контента и программной части игры. Заинтересован в возможности реализовать запланированные механики и поддерживать стабильную работу игры.</w:t>
+      </w:r>
+    </w:p>
+    <w:p>
+      <w:pPr>
+        <w:spacing w:before="0" w:after="160"/>
+      </w:pPr>
+      <w:r>
+        <w:t>Пользовательские истории:</w:t>
       </w:r>
     </w:p>
     <w:p>
@@ -372,7 +352,7 @@
         <w:ind w:left="0" w:firstLine="851"/>
       </w:pPr>
       <w:r>
-        <w:t>добавлять новые типы противников и игровые объекты, чтобы расширять разнообразие прохождений;</w:t>
+        <w:t xml:space="preserve">получать понятные и согласованные требования к игре, чтобы однозначно определять необходимое поведение реализуемых компонентов; </w:t>
       </w:r>
     </w:p>
     <w:p>
@@ -386,7 +366,7 @@
         <w:ind w:left="0" w:firstLine="851"/>
       </w:pPr>
       <w:r>
-        <w:t>настраивать параметры игровых механик, чтобы поддерживать игровой баланс;</w:t>
+        <w:t xml:space="preserve">получать информацию об изменениях требований, чтобы своевременно корректировать реализуемые механики; </w:t>
       </w:r>
     </w:p>
     <w:p>
@@ -400,7 +380,7 @@
         <w:ind w:left="0" w:firstLine="851"/>
       </w:pPr>
       <w:r>
-        <w:t>создавать различные игровые ситуации, чтобы повторные прохождения отличались друг от друга;</w:t>
+        <w:t xml:space="preserve">получать информацию об ошибках и условиях их возникновения, чтобы воспроизводить и устранять обнаруженные проблемы; </w:t>
       </w:r>
     </w:p>
     <w:p>
@@ -415,7 +395,7 @@
       </w:pPr>
       <w:r>
         <w:lastRenderedPageBreak/>
-        <w:t>получать информацию об ошибках, чтобы своевременно исправлять проблемы;</w:t>
+        <w:t xml:space="preserve">контролировать состояние реализованных игровых компонентов, чтобы своевременно обнаруживать нарушения их работоспособности; </w:t>
       </w:r>
     </w:p>
     <w:p>
@@ -429,31 +409,7 @@
         <w:ind w:left="0" w:firstLine="851"/>
       </w:pPr>
       <w:r>
-        <w:t>обновлять и расширять игру, чтобы добавлять новый игровой контент и улучшать существующие механики.</w:t>
-      </w:r>
-    </w:p>
-    <w:p>
-      <w:pPr>
-        <w:pStyle w:val="2"/>
-      </w:pPr>
-      <w:r>
-        <w:t>Игрок</w:t>
-      </w:r>
-    </w:p>
-    <w:p>
-      <w:pPr>
-        <w:spacing w:before="0" w:after="160"/>
-      </w:pPr>
-      <w:r>
-        <w:t>Основной пользователь игры. Заинтересован в разнообразном, понятном и увлекательном игровом процессе, возможности экспериментировать с игровыми механиками и проходить игру различными способами.</w:t>
-      </w:r>
-    </w:p>
-    <w:p>
-      <w:pPr>
-        <w:spacing w:before="0" w:after="160"/>
-      </w:pPr>
-      <w:r>
-        <w:t>Пользовательские истории:</w:t>
+        <w:t xml:space="preserve">иметь возможность проверять изменения перед включением их в основную версию игры, чтобы не допускать появления новых ошибок в уже реализованных механиках; </w:t>
       </w:r>
     </w:p>
     <w:p>
@@ -467,7 +423,7 @@
         <w:ind w:left="0" w:firstLine="851"/>
       </w:pPr>
       <w:r>
-        <w:t>начать новое прохождение, чтобы исследовать игровой мир;</w:t>
+        <w:t xml:space="preserve">иметь возможность изменять параметры игровых механик и контента, чтобы поддерживать их соответствие установленным требованиям; </w:t>
       </w:r>
     </w:p>
     <w:p>
@@ -481,7 +437,31 @@
         <w:ind w:left="0" w:firstLine="851"/>
       </w:pPr>
       <w:r>
-        <w:t>перемещаться по игровым уровням и взаимодействовать с окружением, чтобы продвигаться по прохождению;</w:t>
+        <w:t xml:space="preserve">получать актуальные данные о состоянии проекта, чтобы планировать дальнейшие работы и оценивать оставшийся объём разработки. </w:t>
+      </w:r>
+    </w:p>
+    <w:p>
+      <w:pPr>
+        <w:pStyle w:val="2"/>
+      </w:pPr>
+      <w:r>
+        <w:t>Игрок</w:t>
+      </w:r>
+    </w:p>
+    <w:p>
+      <w:pPr>
+        <w:spacing w:before="0" w:after="160"/>
+      </w:pPr>
+      <w:r>
+        <w:t>Основной пользователь игры. Заинтересован в разнообразном, понятном и увлекательном игровом процессе, возможности экспериментировать с игровыми механиками и проходить игру различными способами.</w:t>
+      </w:r>
+    </w:p>
+    <w:p>
+      <w:pPr>
+        <w:spacing w:before="0" w:after="160"/>
+      </w:pPr>
+      <w:r>
+        <w:t>Пользовательские истории:</w:t>
       </w:r>
     </w:p>
     <w:p>
@@ -495,7 +475,7 @@
         <w:ind w:left="0" w:firstLine="851"/>
       </w:pPr>
       <w:r>
-        <w:t>сражаться с различными противниками, чтобы преодолевать игровые препятствия;</w:t>
+        <w:t>начать новое прохождение, чтобы исследовать игровой мир;</w:t>
       </w:r>
     </w:p>
     <w:p>
@@ -509,7 +489,7 @@
         <w:ind w:left="0" w:firstLine="851"/>
       </w:pPr>
       <w:r>
-        <w:t>создавать собственные заклинания, чтобы формировать подходящий стиль ведения боя;</w:t>
+        <w:t>перемещаться по игровым уровням и взаимодействовать с окружением, чтобы продвигаться по прохождению;</w:t>
       </w:r>
     </w:p>
     <w:p>
@@ -523,7 +503,7 @@
         <w:ind w:left="0" w:firstLine="851"/>
       </w:pPr>
       <w:r>
-        <w:t>изменять используемые способности, чтобы адаптироваться к различным игровым ситуациям;</w:t>
+        <w:t>сражаться с различными противниками, чтобы преодолевать игровые препятствия;</w:t>
       </w:r>
     </w:p>
     <w:p>
@@ -537,7 +517,7 @@
         <w:ind w:left="0" w:firstLine="851"/>
       </w:pPr>
       <w:r>
-        <w:t>получать новые способности и улучшения, чтобы развивать персонажа в течение прохождения;</w:t>
+        <w:t>создавать собственные заклинания, чтобы формировать подходящий стиль ведения боя;</w:t>
       </w:r>
     </w:p>
     <w:p>
@@ -551,7 +531,7 @@
         <w:ind w:left="0" w:firstLine="851"/>
       </w:pPr>
       <w:r>
-        <w:t>начинать новое прохождение после поражения;</w:t>
+        <w:t>изменять используемые способности, чтобы адаптироваться к различным игровым ситуациям;</w:t>
       </w:r>
     </w:p>
     <w:p>
@@ -565,7 +545,7 @@
         <w:ind w:left="0" w:firstLine="851"/>
       </w:pPr>
       <w:r>
-        <w:t>испытывать постепенное увеличение сложности, чтобы сохранялся вызов по мере продвижения;</w:t>
+        <w:t>получать новые способности и улучшения, чтобы развивать персонажа в течение прохождения;</w:t>
       </w:r>
     </w:p>
     <w:p>
@@ -579,6 +559,34 @@
         <w:ind w:left="0" w:firstLine="851"/>
       </w:pPr>
       <w:r>
+        <w:t>начинать новое прохождение после поражения;</w:t>
+      </w:r>
+    </w:p>
+    <w:p>
+      <w:pPr>
+        <w:pStyle w:val="a7"/>
+        <w:numPr>
+          <w:ilvl w:val="0"/>
+          <w:numId w:val="10"/>
+        </w:numPr>
+        <w:spacing w:before="0" w:after="160"/>
+        <w:ind w:left="0" w:firstLine="851"/>
+      </w:pPr>
+      <w:r>
+        <w:t>испытывать постепенное увеличение сложности, чтобы сохранялся вызов по мере продвижения;</w:t>
+      </w:r>
+    </w:p>
+    <w:p>
+      <w:pPr>
+        <w:pStyle w:val="a7"/>
+        <w:numPr>
+          <w:ilvl w:val="0"/>
+          <w:numId w:val="10"/>
+        </w:numPr>
+        <w:spacing w:before="0" w:after="160"/>
+        <w:ind w:left="0" w:firstLine="851"/>
+      </w:pPr>
+      <w:r>
         <w:t>получать понятную информацию о состоянии персонажа, способностях и игровых объектах, чтобы принимать обоснованные решения во время прохождения.</w:t>
       </w:r>
     </w:p>
@@ -587,6 +595,7 @@
         <w:pStyle w:val="2"/>
       </w:pPr>
       <w:r>
+        <w:lastRenderedPageBreak/>
         <w:t>Тестировщик</w:t>
       </w:r>
     </w:p>
@@ -623,7 +632,6 @@
         <w:ind w:left="0" w:firstLine="851"/>
       </w:pPr>
       <w:r>
-        <w:lastRenderedPageBreak/>
         <w:t>запускать игру и основные игровые сценарии, чтобы проверять их работоспособность;</w:t>
       </w:r>
     </w:p>
@@ -1995,7 +2003,7 @@
               <w:pStyle w:val="vgutTableText"/>
             </w:pPr>
             <w:r>
-              <w:t>Система должна формировать игровой уровень перед началом каждого нового прохождения.</w:t>
+              <w:t>Система должна обеспечивать процедурное формирование игровых уровней.</w:t>
             </w:r>
           </w:p>
         </w:tc>
@@ -2009,7 +2017,18 @@
               <w:pStyle w:val="vgutTableText"/>
             </w:pPr>
             <w:r>
-              <w:t>При запуске двух последовательных прохождений должны отличаться хотя бы один из следующих параметров: структура или расположение элементов уровня, количество противников, их типы или расположение.</w:t>
+              <w:t>Игровые уровни должны формироваться системой ав</w:t>
+            </w:r>
+            <w:bookmarkStart w:id="0" w:name="_GoBack"/>
+            <w:bookmarkEnd w:id="0"/>
+            <w:r>
+              <w:t xml:space="preserve">томатически, а результаты генерации в разных забегах должны отличаться по структуре или расположению элементов уровня, а также по количеству, типам </w:t>
+            </w:r>
+            <w:r>
+              <w:t>и/или</w:t>
+            </w:r>
+            <w:r>
+              <w:t xml:space="preserve"> расположению противников.</w:t>
             </w:r>
           </w:p>
         </w:tc>
@@ -2025,7 +2044,19 @@
               <w:pStyle w:val="vgutTableText"/>
             </w:pPr>
             <w:r>
-              <w:t>Система должна обеспечивать создание заклинаний из доступных игроку компонентов.</w:t>
+              <w:t xml:space="preserve">Система должна обеспечивать наличие </w:t>
+            </w:r>
+            <w:r>
+              <w:t>более</w:t>
+            </w:r>
+            <w:r>
+              <w:t xml:space="preserve"> </w:t>
+            </w:r>
+            <w:r>
+              <w:t>1</w:t>
+            </w:r>
+            <w:r>
+              <w:t xml:space="preserve"> типов противников, различающихся характеристиками или поведением.</w:t>
             </w:r>
           </w:p>
         </w:tc>
@@ -2039,7 +2070,19 @@
               <w:pStyle w:val="vgutTableText"/>
             </w:pPr>
             <w:r>
-              <w:t>Игрок может выбрать доступные компоненты и создать заклинание, содержащее выбранные компоненты.</w:t>
+              <w:t xml:space="preserve">В игре должны быть доступны </w:t>
+            </w:r>
+            <w:r>
+              <w:t>более</w:t>
+            </w:r>
+            <w:r>
+              <w:t xml:space="preserve"> </w:t>
+            </w:r>
+            <w:r>
+              <w:t>1</w:t>
+            </w:r>
+            <w:r>
+              <w:t xml:space="preserve"> типов противников, при столкновении с которыми наблюдаются различия в их характеристиках или поведении.</w:t>
             </w:r>
           </w:p>
         </w:tc>
@@ -2055,7 +2098,7 @@
               <w:pStyle w:val="vgutTableText"/>
             </w:pPr>
             <w:r>
-              <w:t>Система должна рассчитывать характеристики созданного заклинания на основе выбранных компонентов и применять их при использовании заклинания.</w:t>
+              <w:t>Система должна обеспечивать постепенное увеличение сложности игровых ситуаций по мере продвижения игрока по прохождению.</w:t>
             </w:r>
           </w:p>
         </w:tc>
@@ -2069,7 +2112,7 @@
               <w:pStyle w:val="vgutTableText"/>
             </w:pPr>
             <w:r>
-              <w:t>Изменение хотя бы одного компонента приводит к изменению соответствующей характеристики или эффекта заклинания.</w:t>
+              <w:t>Характеристики, количество или состав противников на последующих этапах прохождения должны быть выше или сложнее соответствующих показателей на предыдущих этапах.</w:t>
             </w:r>
           </w:p>
         </w:tc>
@@ -2085,7 +2128,7 @@
               <w:pStyle w:val="vgutTableText"/>
             </w:pPr>
             <w:r>
-              <w:t>Система должна обеспечивать взаимодействие персонажа с противниками, включая нанесение и получение урона.</w:t>
+              <w:t>Система должна обеспечивать создание не менее 10 уникальных вариантов заклинаний путём комбинирования доступных компонентов.</w:t>
             </w:r>
           </w:p>
         </w:tc>
@@ -2099,7 +2142,7 @@
               <w:pStyle w:val="vgutTableText"/>
             </w:pPr>
             <w:r>
-              <w:t>После уменьшения здоровья противника до 0 он переходит в состояние побеждённого и прекращает наносить урон персонажу.</w:t>
+              <w:t>При использовании конструктора должны быть созданы и проверены не менее 10 заклинаний, отличающихся составом или параметрами компонентов.</w:t>
             </w:r>
           </w:p>
         </w:tc>
@@ -2115,7 +2158,7 @@
               <w:pStyle w:val="vgutTableText"/>
             </w:pPr>
             <w:r>
-              <w:t>Система должна обеспечивать изменение состояния прохождения при получении игроком предметов или улучшений.</w:t>
+              <w:t>Система должна рассчитывать характеристики созданного заклинания на основе выбранных компонентов и применять их при использовании заклинания.</w:t>
             </w:r>
           </w:p>
         </w:tc>
@@ -2129,7 +2172,7 @@
               <w:pStyle w:val="vgutTableText"/>
             </w:pPr>
             <w:r>
-              <w:t>После получения улучшения соответствующая характеристика персонажа или доступная ему возможность изменяется.</w:t>
+              <w:t>Изменение хотя бы одного компонента приводит к изменению соответствующей характеристики или эффекта заклинания.</w:t>
             </w:r>
           </w:p>
         </w:tc>
@@ -2145,7 +2188,7 @@
               <w:pStyle w:val="vgutTableText"/>
             </w:pPr>
             <w:r>
-              <w:t>Система должна обрабатывать смерть персонажа и запуск нового прохождения.</w:t>
+              <w:t>Система должна обеспечивать взаимодействие персонажа с противниками, включая нанесение и получение урона.</w:t>
             </w:r>
           </w:p>
         </w:tc>
@@ -2159,7 +2202,98 @@
               <w:pStyle w:val="vgutTableText"/>
             </w:pPr>
             <w:r>
-              <w:t>После смерти текущий забег завершается, а при начале нового забега временные характеристики и улучшения предыдущего забега не сохраняются.</w:t>
+              <w:t>После уменьшения здоровья противника до 0 он переходит в состояние побеждённого и прекращает наносить урон персонажу.</w:t>
+            </w:r>
+          </w:p>
+        </w:tc>
+      </w:tr>
+      <w:tr>
+        <w:tc>
+          <w:tcPr>
+            <w:tcW w:w="4390" w:type="dxa"/>
+            <w:vAlign w:val="center"/>
+          </w:tcPr>
+          <w:p>
+            <w:pPr>
+              <w:pStyle w:val="vgutTableText"/>
+            </w:pPr>
+            <w:r>
+              <w:t>Система должна обеспечивать получение игроком ресурсов и улучшений, влияющих на характеристики персонажа или доступные ему возможности.</w:t>
+            </w:r>
+          </w:p>
+        </w:tc>
+        <w:tc>
+          <w:tcPr>
+            <w:tcW w:w="4961" w:type="dxa"/>
+            <w:vAlign w:val="center"/>
+          </w:tcPr>
+          <w:p>
+            <w:pPr>
+              <w:pStyle w:val="vgutTableText"/>
+            </w:pPr>
+            <w:r>
+              <w:t>После получения ресурса или улучшения соответствующая характеристика персонажа, количество ресурса или доступная возможность изменяется.</w:t>
+            </w:r>
+          </w:p>
+        </w:tc>
+      </w:tr>
+      <w:tr>
+        <w:tc>
+          <w:tcPr>
+            <w:tcW w:w="4390" w:type="dxa"/>
+            <w:vAlign w:val="center"/>
+          </w:tcPr>
+          <w:p>
+            <w:pPr>
+              <w:pStyle w:val="vgutTableText"/>
+            </w:pPr>
+            <w:r>
+              <w:lastRenderedPageBreak/>
+              <w:t>Система должна обеспечивать сохранение предусмотренного постоянного прогресса игрока между прохождениями.</w:t>
+            </w:r>
+          </w:p>
+        </w:tc>
+        <w:tc>
+          <w:tcPr>
+            <w:tcW w:w="4961" w:type="dxa"/>
+            <w:vAlign w:val="center"/>
+          </w:tcPr>
+          <w:p>
+            <w:pPr>
+              <w:pStyle w:val="vgutTableText"/>
+            </w:pPr>
+            <w:r>
+              <w:t>После завершения прохождения и повторного запуска игры ранее полученный постоянный прогресс сохраняется и доступен игроку.</w:t>
+            </w:r>
+          </w:p>
+        </w:tc>
+      </w:tr>
+      <w:tr>
+        <w:tc>
+          <w:tcPr>
+            <w:tcW w:w="4390" w:type="dxa"/>
+            <w:vAlign w:val="center"/>
+          </w:tcPr>
+          <w:p>
+            <w:pPr>
+              <w:pStyle w:val="vgutTableText"/>
+            </w:pPr>
+            <w:r>
+              <w:t>Система должна обрабатывать смерть персонажа и запуск нового прохождения с учётом правил сброса временного прогресса.</w:t>
+            </w:r>
+          </w:p>
+        </w:tc>
+        <w:tc>
+          <w:tcPr>
+            <w:tcW w:w="4961" w:type="dxa"/>
+            <w:vAlign w:val="center"/>
+          </w:tcPr>
+          <w:p>
+            <w:pPr>
+              <w:pStyle w:val="vgutTableText"/>
+            </w:pPr>
+            <w:r>
+              <w:t>После смерти текущий забег завершается, а при начале нового забега временные характеристики, ресурсы и улучшения предыдущего забега не сохраняются.</w:t>
             </w:r>
           </w:p>
         </w:tc>
